--- a/docs/main-transaction.docx
+++ b/docs/main-transaction.docx
@@ -172,7 +172,126 @@
                 <w:rFonts w:ascii="Times New Roman" w:hAnsi="Times New Roman" w:cs="Times New Roman"/>
                 <w:lang w:val="en-US"/>
               </w:rPr>
-              <w:t>Employee ID, department, scheduled shift, role, reason, date.</w:t>
+              <w:t xml:space="preserve">Both </w:t>
+            </w:r>
+            <w:r>
+              <w:rPr>
+                <w:rFonts w:ascii="Times New Roman" w:hAnsi="Times New Roman" w:cs="Times New Roman"/>
+                <w:lang w:val="en-US"/>
+              </w:rPr>
+              <w:t>Employee</w:t>
+            </w:r>
+            <w:r>
+              <w:rPr>
+                <w:rFonts w:ascii="Times New Roman" w:hAnsi="Times New Roman" w:cs="Times New Roman"/>
+                <w:lang w:val="en-US"/>
+              </w:rPr>
+              <w:t>s’</w:t>
+            </w:r>
+            <w:r>
+              <w:rPr>
+                <w:rFonts w:ascii="Times New Roman" w:hAnsi="Times New Roman" w:cs="Times New Roman"/>
+                <w:lang w:val="en-US"/>
+              </w:rPr>
+              <w:t xml:space="preserve"> ID</w:t>
+            </w:r>
+            <w:r>
+              <w:rPr>
+                <w:rFonts w:ascii="Times New Roman" w:hAnsi="Times New Roman" w:cs="Times New Roman"/>
+                <w:lang w:val="en-US"/>
+              </w:rPr>
+              <w:t>s</w:t>
+            </w:r>
+            <w:r>
+              <w:rPr>
+                <w:rFonts w:ascii="Times New Roman" w:hAnsi="Times New Roman" w:cs="Times New Roman"/>
+                <w:lang w:val="en-US"/>
+              </w:rPr>
+              <w:t>, department</w:t>
+            </w:r>
+            <w:r>
+              <w:rPr>
+                <w:rFonts w:ascii="Times New Roman" w:hAnsi="Times New Roman" w:cs="Times New Roman"/>
+                <w:lang w:val="en-US"/>
+              </w:rPr>
+              <w:t>s</w:t>
+            </w:r>
+            <w:r>
+              <w:rPr>
+                <w:rFonts w:ascii="Times New Roman" w:hAnsi="Times New Roman" w:cs="Times New Roman"/>
+                <w:lang w:val="en-US"/>
+              </w:rPr>
+              <w:t xml:space="preserve">, </w:t>
+            </w:r>
+            <w:r>
+              <w:rPr>
+                <w:rFonts w:ascii="Times New Roman" w:hAnsi="Times New Roman" w:cs="Times New Roman"/>
+                <w:lang w:val="en-US"/>
+              </w:rPr>
+              <w:t xml:space="preserve">job roles, originally </w:t>
+            </w:r>
+            <w:r>
+              <w:rPr>
+                <w:rFonts w:ascii="Times New Roman" w:hAnsi="Times New Roman" w:cs="Times New Roman"/>
+                <w:lang w:val="en-US"/>
+              </w:rPr>
+              <w:t>scheduled shift</w:t>
+            </w:r>
+            <w:r>
+              <w:rPr>
+                <w:rFonts w:ascii="Times New Roman" w:hAnsi="Times New Roman" w:cs="Times New Roman"/>
+                <w:lang w:val="en-US"/>
+              </w:rPr>
+              <w:t>s</w:t>
+            </w:r>
+            <w:r>
+              <w:rPr>
+                <w:rFonts w:ascii="Times New Roman" w:hAnsi="Times New Roman" w:cs="Times New Roman"/>
+                <w:lang w:val="en-US"/>
+              </w:rPr>
+              <w:t xml:space="preserve">, </w:t>
+            </w:r>
+            <w:r>
+              <w:rPr>
+                <w:rFonts w:ascii="Times New Roman" w:hAnsi="Times New Roman" w:cs="Times New Roman"/>
+                <w:lang w:val="en-US"/>
+              </w:rPr>
+              <w:t xml:space="preserve">proposed shifts, </w:t>
+            </w:r>
+            <w:r>
+              <w:rPr>
+                <w:rFonts w:ascii="Times New Roman" w:hAnsi="Times New Roman" w:cs="Times New Roman"/>
+                <w:lang w:val="en-US"/>
+              </w:rPr>
+              <w:t>reason</w:t>
+            </w:r>
+            <w:r>
+              <w:rPr>
+                <w:rFonts w:ascii="Times New Roman" w:hAnsi="Times New Roman" w:cs="Times New Roman"/>
+                <w:lang w:val="en-US"/>
+              </w:rPr>
+              <w:t xml:space="preserve"> for the request</w:t>
+            </w:r>
+            <w:r>
+              <w:rPr>
+                <w:rFonts w:ascii="Times New Roman" w:hAnsi="Times New Roman" w:cs="Times New Roman"/>
+                <w:lang w:val="en-US"/>
+              </w:rPr>
+              <w:t xml:space="preserve">, </w:t>
+            </w:r>
+            <w:r>
+              <w:rPr>
+                <w:rFonts w:ascii="Times New Roman" w:hAnsi="Times New Roman" w:cs="Times New Roman"/>
+                <w:lang w:val="en-US"/>
+              </w:rPr>
+              <w:t xml:space="preserve">and submission </w:t>
+            </w:r>
+            <w:r>
+              <w:rPr>
+                <w:rFonts w:ascii="Times New Roman" w:hAnsi="Times New Roman" w:cs="Times New Roman"/>
+                <w:lang w:val="en-US"/>
+              </w:rPr>
+              <w:t>date.</w:t>
             </w:r>
           </w:p>
         </w:tc>
@@ -221,21 +340,161 @@
                 <w:rFonts w:ascii="Times New Roman" w:hAnsi="Times New Roman" w:cs="Times New Roman"/>
                 <w:lang w:val="en-US"/>
               </w:rPr>
-              <w:t xml:space="preserve">Required data, verify both employees are qualified for the roles, verify there is no schedule conflict, or overtime, assign </w:t>
-            </w:r>
-            <w:r>
-              <w:rPr>
-                <w:rFonts w:ascii="Times New Roman" w:hAnsi="Times New Roman" w:cs="Times New Roman"/>
-                <w:lang w:val="en-US"/>
-              </w:rPr>
-              <w:t>R</w:t>
-            </w:r>
-            <w:r>
-              <w:rPr>
-                <w:rFonts w:ascii="Times New Roman" w:hAnsi="Times New Roman" w:cs="Times New Roman"/>
-                <w:lang w:val="en-US"/>
-              </w:rPr>
-              <w:t>equest ID and status, route to the other employee for acceptance, and then to the manager for approval.</w:t>
+              <w:t>The system captures the r</w:t>
+            </w:r>
+            <w:r>
+              <w:rPr>
+                <w:rFonts w:ascii="Times New Roman" w:hAnsi="Times New Roman" w:cs="Times New Roman"/>
+                <w:lang w:val="en-US"/>
+              </w:rPr>
+              <w:t xml:space="preserve">equired data, </w:t>
+            </w:r>
+            <w:r>
+              <w:rPr>
+                <w:rFonts w:ascii="Times New Roman" w:hAnsi="Times New Roman" w:cs="Times New Roman"/>
+                <w:lang w:val="en-US"/>
+              </w:rPr>
+              <w:t>assign a request ID and status</w:t>
+            </w:r>
+            <w:r>
+              <w:rPr>
+                <w:rFonts w:ascii="Times New Roman" w:hAnsi="Times New Roman" w:cs="Times New Roman"/>
+                <w:lang w:val="en-US"/>
+              </w:rPr>
+              <w:t xml:space="preserve">, </w:t>
+            </w:r>
+            <w:r>
+              <w:rPr>
+                <w:rFonts w:ascii="Times New Roman" w:hAnsi="Times New Roman" w:cs="Times New Roman"/>
+                <w:lang w:val="en-US"/>
+              </w:rPr>
+              <w:t>verif</w:t>
+            </w:r>
+            <w:r>
+              <w:rPr>
+                <w:rFonts w:ascii="Times New Roman" w:hAnsi="Times New Roman" w:cs="Times New Roman"/>
+                <w:lang w:val="en-US"/>
+              </w:rPr>
+              <w:t>ies that</w:t>
+            </w:r>
+            <w:r>
+              <w:rPr>
+                <w:rFonts w:ascii="Times New Roman" w:hAnsi="Times New Roman" w:cs="Times New Roman"/>
+                <w:lang w:val="en-US"/>
+              </w:rPr>
+              <w:t xml:space="preserve"> both employees are qualified for </w:t>
+            </w:r>
+            <w:r>
+              <w:rPr>
+                <w:rFonts w:ascii="Times New Roman" w:hAnsi="Times New Roman" w:cs="Times New Roman"/>
+                <w:lang w:val="en-US"/>
+              </w:rPr>
+              <w:t>proposed shifts</w:t>
+            </w:r>
+            <w:r>
+              <w:rPr>
+                <w:rFonts w:ascii="Times New Roman" w:hAnsi="Times New Roman" w:cs="Times New Roman"/>
+                <w:lang w:val="en-US"/>
+              </w:rPr>
+              <w:t xml:space="preserve">, </w:t>
+            </w:r>
+            <w:r>
+              <w:rPr>
+                <w:rFonts w:ascii="Times New Roman" w:hAnsi="Times New Roman" w:cs="Times New Roman"/>
+                <w:lang w:val="en-US"/>
+              </w:rPr>
+              <w:t>checks for</w:t>
+            </w:r>
+            <w:r>
+              <w:rPr>
+                <w:rFonts w:ascii="Times New Roman" w:hAnsi="Times New Roman" w:cs="Times New Roman"/>
+                <w:lang w:val="en-US"/>
+              </w:rPr>
+              <w:t xml:space="preserve"> schedul</w:t>
+            </w:r>
+            <w:r>
+              <w:rPr>
+                <w:rFonts w:ascii="Times New Roman" w:hAnsi="Times New Roman" w:cs="Times New Roman"/>
+                <w:lang w:val="en-US"/>
+              </w:rPr>
+              <w:t>ing</w:t>
+            </w:r>
+            <w:r>
+              <w:rPr>
+                <w:rFonts w:ascii="Times New Roman" w:hAnsi="Times New Roman" w:cs="Times New Roman"/>
+                <w:lang w:val="en-US"/>
+              </w:rPr>
+              <w:t xml:space="preserve"> conflict</w:t>
+            </w:r>
+            <w:r>
+              <w:rPr>
+                <w:rFonts w:ascii="Times New Roman" w:hAnsi="Times New Roman" w:cs="Times New Roman"/>
+                <w:lang w:val="en-US"/>
+              </w:rPr>
+              <w:t xml:space="preserve"> and potential</w:t>
+            </w:r>
+            <w:r>
+              <w:rPr>
+                <w:rFonts w:ascii="Times New Roman" w:hAnsi="Times New Roman" w:cs="Times New Roman"/>
+                <w:lang w:val="en-US"/>
+              </w:rPr>
+              <w:t xml:space="preserve"> overtime,</w:t>
+            </w:r>
+            <w:r>
+              <w:rPr>
+                <w:rFonts w:ascii="Times New Roman" w:hAnsi="Times New Roman" w:cs="Times New Roman"/>
+                <w:lang w:val="en-US"/>
+              </w:rPr>
+              <w:t xml:space="preserve"> </w:t>
+            </w:r>
+            <w:r>
+              <w:rPr>
+                <w:rFonts w:ascii="Times New Roman" w:hAnsi="Times New Roman" w:cs="Times New Roman"/>
+                <w:lang w:val="en-US"/>
+              </w:rPr>
+              <w:t>route</w:t>
+            </w:r>
+            <w:r>
+              <w:rPr>
+                <w:rFonts w:ascii="Times New Roman" w:hAnsi="Times New Roman" w:cs="Times New Roman"/>
+                <w:lang w:val="en-US"/>
+              </w:rPr>
+              <w:t>s</w:t>
+            </w:r>
+            <w:r>
+              <w:rPr>
+                <w:rFonts w:ascii="Times New Roman" w:hAnsi="Times New Roman" w:cs="Times New Roman"/>
+                <w:lang w:val="en-US"/>
+              </w:rPr>
+              <w:t xml:space="preserve"> </w:t>
+            </w:r>
+            <w:r>
+              <w:rPr>
+                <w:rFonts w:ascii="Times New Roman" w:hAnsi="Times New Roman" w:cs="Times New Roman"/>
+                <w:lang w:val="en-US"/>
+              </w:rPr>
+              <w:t xml:space="preserve">the request to the receiving </w:t>
+            </w:r>
+            <w:r>
+              <w:rPr>
+                <w:rFonts w:ascii="Times New Roman" w:hAnsi="Times New Roman" w:cs="Times New Roman"/>
+                <w:lang w:val="en-US"/>
+              </w:rPr>
+              <w:t xml:space="preserve">employee for acceptance, and then </w:t>
+            </w:r>
+            <w:r>
+              <w:rPr>
+                <w:rFonts w:ascii="Times New Roman" w:hAnsi="Times New Roman" w:cs="Times New Roman"/>
+                <w:lang w:val="en-US"/>
+              </w:rPr>
+              <w:t xml:space="preserve">routes an accepted request </w:t>
+            </w:r>
+            <w:r>
+              <w:rPr>
+                <w:rFonts w:ascii="Times New Roman" w:hAnsi="Times New Roman" w:cs="Times New Roman"/>
+                <w:lang w:val="en-US"/>
+              </w:rPr>
+              <w:t>to the manager for approval.</w:t>
             </w:r>
           </w:p>
         </w:tc>
@@ -282,9 +541,66 @@
             <w:r>
               <w:rPr>
                 <w:rFonts w:ascii="Times New Roman" w:hAnsi="Times New Roman" w:cs="Times New Roman"/>
-                <w:lang w:val="en-US"/>
-              </w:rPr>
-              <w:t xml:space="preserve">Other employee acceptance, manager approval or rejection with a reason </w:t>
+                <w:kern w:val="0"/>
+                <w:lang w:val="en-US"/>
+              </w:rPr>
+              <w:t xml:space="preserve">If the receiving employee accepts the request and the manager approves it, both employees’ schedules are </w:t>
+            </w:r>
+            <w:r>
+              <w:rPr>
+                <w:rFonts w:ascii="Times New Roman" w:hAnsi="Times New Roman" w:cs="Times New Roman"/>
+                <w:kern w:val="0"/>
+                <w:lang w:val="en-US"/>
+              </w:rPr>
+              <w:t xml:space="preserve">then </w:t>
+            </w:r>
+            <w:r>
+              <w:rPr>
+                <w:rFonts w:ascii="Times New Roman" w:hAnsi="Times New Roman" w:cs="Times New Roman"/>
+                <w:kern w:val="0"/>
+                <w:lang w:val="en-US"/>
+              </w:rPr>
+              <w:t>updated,</w:t>
+            </w:r>
+            <w:r>
+              <w:rPr>
+                <w:rFonts w:ascii="Times New Roman" w:hAnsi="Times New Roman" w:cs="Times New Roman"/>
+                <w:kern w:val="0"/>
+                <w:lang w:val="en-US"/>
+              </w:rPr>
+              <w:t xml:space="preserve"> and the request is marked </w:t>
+            </w:r>
+            <w:r>
+              <w:rPr>
+                <w:rFonts w:ascii="Times New Roman" w:hAnsi="Times New Roman" w:cs="Times New Roman"/>
+                <w:kern w:val="0"/>
+                <w:lang w:val="en-US"/>
+              </w:rPr>
+              <w:t xml:space="preserve">as </w:t>
+            </w:r>
+            <w:r>
+              <w:rPr>
+                <w:rFonts w:ascii="Times New Roman" w:hAnsi="Times New Roman" w:cs="Times New Roman"/>
+                <w:kern w:val="0"/>
+                <w:lang w:val="en-US"/>
+              </w:rPr>
+              <w:t xml:space="preserve">Completed. If either </w:t>
+            </w:r>
+            <w:r>
+              <w:rPr>
+                <w:rFonts w:ascii="Times New Roman" w:hAnsi="Times New Roman" w:cs="Times New Roman"/>
+                <w:kern w:val="0"/>
+                <w:lang w:val="en-US"/>
+              </w:rPr>
+              <w:t>individual</w:t>
+            </w:r>
+            <w:r>
+              <w:rPr>
+                <w:rFonts w:ascii="Times New Roman" w:hAnsi="Times New Roman" w:cs="Times New Roman"/>
+                <w:kern w:val="0"/>
+                <w:lang w:val="en-US"/>
+              </w:rPr>
+              <w:t xml:space="preserve"> declines or rejects the request, it is marked Rejected and the reason is recorded.</w:t>
             </w:r>
           </w:p>
         </w:tc>
@@ -331,23 +647,34 @@
             <w:r>
               <w:rPr>
                 <w:rFonts w:ascii="Times New Roman" w:hAnsi="Times New Roman" w:cs="Times New Roman"/>
-                <w:lang w:val="en-US"/>
-              </w:rPr>
-              <w:t>Request ID</w:t>
-            </w:r>
-            <w:r>
-              <w:rPr>
-                <w:rFonts w:ascii="Times New Roman" w:hAnsi="Times New Roman" w:cs="Times New Roman"/>
-                <w:lang w:val="en-US"/>
-              </w:rPr>
-              <w:t xml:space="preserve">, requesting employee, counterpart employee, proposed shift, status, </w:t>
-            </w:r>
-            <w:r>
-              <w:rPr>
-                <w:rFonts w:ascii="Times New Roman" w:hAnsi="Times New Roman" w:cs="Times New Roman"/>
-                <w:lang w:val="en-US"/>
-              </w:rPr>
-              <w:t>approval/rejection history</w:t>
+                <w:kern w:val="0"/>
+                <w:lang w:val="en-US"/>
+              </w:rPr>
+              <w:t xml:space="preserve">Request ID, initiating and receiving employees’ IDs, original and proposed shift details, </w:t>
+            </w:r>
+            <w:r>
+              <w:rPr>
+                <w:rFonts w:ascii="Times New Roman" w:hAnsi="Times New Roman" w:cs="Times New Roman"/>
+                <w:kern w:val="0"/>
+                <w:lang w:val="en-US"/>
+              </w:rPr>
+              <w:t>status</w:t>
+            </w:r>
+            <w:r>
+              <w:rPr>
+                <w:rFonts w:ascii="Times New Roman" w:hAnsi="Times New Roman" w:cs="Times New Roman"/>
+                <w:kern w:val="0"/>
+                <w:lang w:val="en-US"/>
+              </w:rPr>
+              <w:t>, submission date and time, employee acceptance decision, and manager approval or rejection decision and reason</w:t>
+            </w:r>
+            <w:r>
+              <w:rPr>
+                <w:rFonts w:ascii="Times New Roman" w:hAnsi="Times New Roman" w:cs="Times New Roman"/>
+                <w:kern w:val="0"/>
+                <w:lang w:val="en-US"/>
+              </w:rPr>
+              <w:t>.</w:t>
             </w:r>
           </w:p>
         </w:tc>
@@ -368,6 +695,15 @@
         </w:rPr>
         <w:t xml:space="preserve"> </w:t>
       </w:r>
+    </w:p>
+    <w:p>
+      <w:pPr>
+        <w:spacing w:line="360" w:lineRule="auto"/>
+        <w:rPr>
+          <w:rFonts w:ascii="Times New Roman" w:hAnsi="Times New Roman" w:cs="Times New Roman"/>
+          <w:lang w:val="en-US"/>
+        </w:rPr>
+      </w:pPr>
     </w:p>
     <w:sectPr>
       <w:pgSz w:w="12240" w:h="15840"/>
